--- a/НИР_ЭДО_ПОЛНЫЙ_АРХИВ/04_ЭДО_в_охране_труда/02_Второй_комплект/04_Испания_ЭДО_в_ОТ.docx
+++ b/НИР_ЭДО_ПОЛНЫЙ_АРХИВ/04_ЭДО_в_охране_труда/02_Второй_комплект/04_Испания_ЭДО_в_ОТ.docx
@@ -11,6 +11,7 @@
         <w:rPr>
           <w:rFonts w:ascii="Calibri" w:hAnsi="Calibri" w:eastAsia="Calibri"/>
           <w:b/>
+          <w:i w:val="0"/>
           <w:color w:val="1F4E79"/>
           <w:sz w:val="44"/>
         </w:rPr>
@@ -25,10 +26,26 @@
         <w:rPr>
           <w:rFonts w:ascii="Calibri" w:hAnsi="Calibri" w:eastAsia="Calibri"/>
           <w:b w:val="0"/>
+          <w:i w:val="0"/>
           <w:color w:val="535353"/>
           <w:sz w:val="26"/>
         </w:rPr>
         <w:t>Электронные документы обучения, инструктажа, учёта НС. Сравнение с РФ</w:t>
+      </w:r>
+    </w:p>
+    <w:p>
+      <w:pPr>
+        <w:spacing w:after="160"/>
+      </w:pPr>
+      <w:r>
+        <w:rPr>
+          <w:rFonts w:ascii="Calibri" w:hAnsi="Calibri" w:eastAsia="Calibri"/>
+          <w:b w:val="0"/>
+          <w:i w:val="0"/>
+          <w:color w:val="535353"/>
+          <w:sz w:val="22"/>
+        </w:rPr>
+        <w:t>Сравнительный анализ зарубежного регулирования электронного документооборота (ЭДО) с правовой моделью Российской Федерации. Актуализация: август 2026 г.</w:t>
       </w:r>
     </w:p>
     <w:p>
@@ -39,10 +56,11 @@
         <w:rPr>
           <w:rFonts w:ascii="Calibri" w:hAnsi="Calibri" w:eastAsia="Calibri"/>
           <w:b w:val="0"/>
+          <w:i/>
           <w:color w:val="535353"/>
-          <w:sz w:val="22"/>
+          <w:sz w:val="20"/>
         </w:rPr>
-        <w:t>Сравнительный анализ зарубежного регулирования электронного документооборота (ЭДО) с правовой моделью Российской Федерации. Актуализация: август 2026 г.</w:t>
+        <w:t>Как проверить. После каждого блока фактов — строка «Проверить» с кликабельной ссылкой на официальный текст закона, судебное решение или первоисточник. Рекомендации («что добавить / не переносить») — выводы автора НИР, но рядом указаны нормы, на которые они опираются. Номера дел не вымышлены.</w:t>
       </w:r>
     </w:p>
     <w:p>
@@ -58,40 +76,316 @@
         <w:rPr>
           <w:rFonts w:ascii="Calibri" w:hAnsi="Calibri" w:eastAsia="Calibri"/>
           <w:b w:val="0"/>
+          <w:i w:val="0"/>
           <w:sz w:val="24"/>
         </w:rPr>
         <w:t>Основные акты: Ley 31/1995 de Prevención de Riesgos Laborales (LPRL), особенно art. 19 (formación); Estatuto de los Trabajadores art. 8; eIDAS / Ley 6/2020</w:t>
       </w:r>
     </w:p>
     <w:p>
+      <w:pPr>
+        <w:spacing w:before="0" w:after="200"/>
+      </w:pPr>
       <w:r>
         <w:rPr>
           <w:rFonts w:ascii="Calibri" w:hAnsi="Calibri" w:eastAsia="Calibri"/>
           <w:b w:val="0"/>
+          <w:i/>
+          <w:color w:val="535353"/>
+          <w:sz w:val="18"/>
+        </w:rPr>
+        <w:t xml:space="preserve">Проверить: </w:t>
+      </w:r>
+      <w:hyperlink r:id="rId9">
+        <w:r>
+          <w:rPr>
+            <w:color w:val="0563C1"/>
+            <w:u w:val="single"/>
+            <w:sz w:val="18"/>
+            <w:rFonts w:ascii="Calibri" w:hAnsi="Calibri"/>
+          </w:rPr>
+          <w:t xml:space="preserve">LPRL 31/1995 (BOE)</w:t>
+        </w:r>
+      </w:hyperlink>
+      <w:r>
+        <w:rPr>
+          <w:rFonts w:ascii="Calibri" w:hAnsi="Calibri" w:eastAsia="Calibri"/>
+          <w:b w:val="0"/>
+          <w:i w:val="0"/>
+          <w:color w:val="535353"/>
+          <w:sz w:val="18"/>
+        </w:rPr>
+        <w:t xml:space="preserve">  ·  </w:t>
+      </w:r>
+      <w:hyperlink r:id="rId10">
+        <w:r>
+          <w:rPr>
+            <w:color w:val="0563C1"/>
+            <w:u w:val="single"/>
+            <w:sz w:val="18"/>
+            <w:rFonts w:ascii="Calibri" w:hAnsi="Calibri"/>
+          </w:rPr>
+          <w:t xml:space="preserve">Estatuto de los Trabajadores (BOE)</w:t>
+        </w:r>
+      </w:hyperlink>
+      <w:r>
+        <w:rPr>
+          <w:rFonts w:ascii="Calibri" w:hAnsi="Calibri" w:eastAsia="Calibri"/>
+          <w:b w:val="0"/>
+          <w:i w:val="0"/>
+          <w:color w:val="535353"/>
+          <w:sz w:val="18"/>
+        </w:rPr>
+        <w:t xml:space="preserve">  ·  </w:t>
+      </w:r>
+      <w:hyperlink r:id="rId11">
+        <w:r>
+          <w:rPr>
+            <w:color w:val="0563C1"/>
+            <w:u w:val="single"/>
+            <w:sz w:val="18"/>
+            <w:rFonts w:ascii="Calibri" w:hAnsi="Calibri"/>
+          </w:rPr>
+          <w:t xml:space="preserve">LEX/AHK: ЭП в трудовых документах</w:t>
+        </w:r>
+      </w:hyperlink>
+    </w:p>
+    <w:p>
+      <w:r>
+        <w:rPr>
+          <w:rFonts w:ascii="Calibri" w:hAnsi="Calibri" w:eastAsia="Calibri"/>
+          <w:b w:val="0"/>
+          <w:i w:val="0"/>
           <w:sz w:val="24"/>
         </w:rPr>
         <w:t>LPRL 31/1995 обязывает работодателя обеспечить теоретическое и практическое обучение, достаточное и адекватное рискам (art. 19). Это содержательная обязанность. Отдельного «запрета электронного журнала» нет.</w:t>
       </w:r>
     </w:p>
     <w:p>
+      <w:pPr>
+        <w:spacing w:before="0" w:after="200"/>
+      </w:pPr>
       <w:r>
         <w:rPr>
           <w:rFonts w:ascii="Calibri" w:hAnsi="Calibri" w:eastAsia="Calibri"/>
           <w:b w:val="0"/>
+          <w:i/>
+          <w:color w:val="535353"/>
+          <w:sz w:val="18"/>
+        </w:rPr>
+        <w:t xml:space="preserve">Проверить: </w:t>
+      </w:r>
+      <w:hyperlink r:id="rId9">
+        <w:r>
+          <w:rPr>
+            <w:color w:val="0563C1"/>
+            <w:u w:val="single"/>
+            <w:sz w:val="18"/>
+            <w:rFonts w:ascii="Calibri" w:hAnsi="Calibri"/>
+          </w:rPr>
+          <w:t xml:space="preserve">LPRL 31/1995 (BOE)</w:t>
+        </w:r>
+      </w:hyperlink>
+      <w:r>
+        <w:rPr>
+          <w:rFonts w:ascii="Calibri" w:hAnsi="Calibri" w:eastAsia="Calibri"/>
+          <w:b w:val="0"/>
+          <w:i w:val="0"/>
+          <w:color w:val="535353"/>
+          <w:sz w:val="18"/>
+        </w:rPr>
+        <w:t xml:space="preserve">  ·  </w:t>
+      </w:r>
+      <w:hyperlink r:id="rId10">
+        <w:r>
+          <w:rPr>
+            <w:color w:val="0563C1"/>
+            <w:u w:val="single"/>
+            <w:sz w:val="18"/>
+            <w:rFonts w:ascii="Calibri" w:hAnsi="Calibri"/>
+          </w:rPr>
+          <w:t xml:space="preserve">Estatuto de los Trabajadores (BOE)</w:t>
+        </w:r>
+      </w:hyperlink>
+      <w:r>
+        <w:rPr>
+          <w:rFonts w:ascii="Calibri" w:hAnsi="Calibri" w:eastAsia="Calibri"/>
+          <w:b w:val="0"/>
+          <w:i w:val="0"/>
+          <w:color w:val="535353"/>
+          <w:sz w:val="18"/>
+        </w:rPr>
+        <w:t xml:space="preserve">  ·  </w:t>
+      </w:r>
+      <w:hyperlink r:id="rId11">
+        <w:r>
+          <w:rPr>
+            <w:color w:val="0563C1"/>
+            <w:u w:val="single"/>
+            <w:sz w:val="18"/>
+            <w:rFonts w:ascii="Calibri" w:hAnsi="Calibri"/>
+          </w:rPr>
+          <w:t xml:space="preserve">LEX/AHK: ЭП в трудовых документах</w:t>
+        </w:r>
+      </w:hyperlink>
+    </w:p>
+    <w:p>
+      <w:r>
+        <w:rPr>
+          <w:rFonts w:ascii="Calibri" w:hAnsi="Calibri" w:eastAsia="Calibri"/>
+          <w:b w:val="0"/>
+          <w:i w:val="0"/>
           <w:sz w:val="24"/>
         </w:rPr>
         <w:t>Трудовые договоры, которые закон требует оформлять письменно (ET art. 8), могут подписываться электронной подписью. Комментарии (в т.ч. LEX/AHK, Dirección General de Empleo) подчёркивают: признанная ЭП — не скан картинки подписи. Для охраны труда тот же стандарт: «вставил PNG подписи в PDF» ≠ доказательство прохождения инструктажа.</w:t>
       </w:r>
     </w:p>
     <w:p>
+      <w:pPr>
+        <w:spacing w:before="0" w:after="200"/>
+      </w:pPr>
       <w:r>
         <w:rPr>
           <w:rFonts w:ascii="Calibri" w:hAnsi="Calibri" w:eastAsia="Calibri"/>
           <w:b w:val="0"/>
+          <w:i/>
+          <w:color w:val="535353"/>
+          <w:sz w:val="18"/>
+        </w:rPr>
+        <w:t xml:space="preserve">Проверить: </w:t>
+      </w:r>
+      <w:hyperlink r:id="rId9">
+        <w:r>
+          <w:rPr>
+            <w:color w:val="0563C1"/>
+            <w:u w:val="single"/>
+            <w:sz w:val="18"/>
+            <w:rFonts w:ascii="Calibri" w:hAnsi="Calibri"/>
+          </w:rPr>
+          <w:t xml:space="preserve">LPRL 31/1995 (BOE)</w:t>
+        </w:r>
+      </w:hyperlink>
+      <w:r>
+        <w:rPr>
+          <w:rFonts w:ascii="Calibri" w:hAnsi="Calibri" w:eastAsia="Calibri"/>
+          <w:b w:val="0"/>
+          <w:i w:val="0"/>
+          <w:color w:val="535353"/>
+          <w:sz w:val="18"/>
+        </w:rPr>
+        <w:t xml:space="preserve">  ·  </w:t>
+      </w:r>
+      <w:hyperlink r:id="rId10">
+        <w:r>
+          <w:rPr>
+            <w:color w:val="0563C1"/>
+            <w:u w:val="single"/>
+            <w:sz w:val="18"/>
+            <w:rFonts w:ascii="Calibri" w:hAnsi="Calibri"/>
+          </w:rPr>
+          <w:t xml:space="preserve">Estatuto de los Trabajadores (BOE)</w:t>
+        </w:r>
+      </w:hyperlink>
+      <w:r>
+        <w:rPr>
+          <w:rFonts w:ascii="Calibri" w:hAnsi="Calibri" w:eastAsia="Calibri"/>
+          <w:b w:val="0"/>
+          <w:i w:val="0"/>
+          <w:color w:val="535353"/>
+          <w:sz w:val="18"/>
+        </w:rPr>
+        <w:t xml:space="preserve">  ·  </w:t>
+      </w:r>
+      <w:hyperlink r:id="rId11">
+        <w:r>
+          <w:rPr>
+            <w:color w:val="0563C1"/>
+            <w:u w:val="single"/>
+            <w:sz w:val="18"/>
+            <w:rFonts w:ascii="Calibri" w:hAnsi="Calibri"/>
+          </w:rPr>
+          <w:t xml:space="preserve">LEX/AHK: ЭП в трудовых документах</w:t>
+        </w:r>
+      </w:hyperlink>
+    </w:p>
+    <w:p>
+      <w:r>
+        <w:rPr>
+          <w:rFonts w:ascii="Calibri" w:hAnsi="Calibri" w:eastAsia="Calibri"/>
+          <w:b w:val="0"/>
+          <w:i w:val="0"/>
           <w:sz w:val="24"/>
         </w:rPr>
         <w:t>Если работодатель ведёт электронный учёт обучения через квалифицированный сервис доверия, в гражданском/трудовом процессе он получает презумпцию LEC 326.4. Если это LMS‑логи без квалифицированной услуги — суд оценит их как любые электронные документы, вплоть до pantallazos, без презумпции.</w:t>
       </w:r>
+    </w:p>
+    <w:p>
+      <w:pPr>
+        <w:spacing w:before="0" w:after="200"/>
+      </w:pPr>
+      <w:r>
+        <w:rPr>
+          <w:rFonts w:ascii="Calibri" w:hAnsi="Calibri" w:eastAsia="Calibri"/>
+          <w:b w:val="0"/>
+          <w:i/>
+          <w:color w:val="535353"/>
+          <w:sz w:val="18"/>
+        </w:rPr>
+        <w:t xml:space="preserve">Проверить: </w:t>
+      </w:r>
+      <w:hyperlink r:id="rId9">
+        <w:r>
+          <w:rPr>
+            <w:color w:val="0563C1"/>
+            <w:u w:val="single"/>
+            <w:sz w:val="18"/>
+            <w:rFonts w:ascii="Calibri" w:hAnsi="Calibri"/>
+          </w:rPr>
+          <w:t xml:space="preserve">LPRL 31/1995 (BOE)</w:t>
+        </w:r>
+      </w:hyperlink>
+      <w:r>
+        <w:rPr>
+          <w:rFonts w:ascii="Calibri" w:hAnsi="Calibri" w:eastAsia="Calibri"/>
+          <w:b w:val="0"/>
+          <w:i w:val="0"/>
+          <w:color w:val="535353"/>
+          <w:sz w:val="18"/>
+        </w:rPr>
+        <w:t xml:space="preserve">  ·  </w:t>
+      </w:r>
+      <w:hyperlink r:id="rId10">
+        <w:r>
+          <w:rPr>
+            <w:color w:val="0563C1"/>
+            <w:u w:val="single"/>
+            <w:sz w:val="18"/>
+            <w:rFonts w:ascii="Calibri" w:hAnsi="Calibri"/>
+          </w:rPr>
+          <w:t xml:space="preserve">Estatuto de los Trabajadores (BOE)</w:t>
+        </w:r>
+      </w:hyperlink>
+      <w:r>
+        <w:rPr>
+          <w:rFonts w:ascii="Calibri" w:hAnsi="Calibri" w:eastAsia="Calibri"/>
+          <w:b w:val="0"/>
+          <w:i w:val="0"/>
+          <w:color w:val="535353"/>
+          <w:sz w:val="18"/>
+        </w:rPr>
+        <w:t xml:space="preserve">  ·  </w:t>
+      </w:r>
+      <w:hyperlink r:id="rId11">
+        <w:r>
+          <w:rPr>
+            <w:color w:val="0563C1"/>
+            <w:u w:val="single"/>
+            <w:sz w:val="18"/>
+            <w:rFonts w:ascii="Calibri" w:hAnsi="Calibri"/>
+          </w:rPr>
+          <w:t xml:space="preserve">LEX/AHK: ЭП в трудовых документах</w:t>
+        </w:r>
+      </w:hyperlink>
     </w:p>
     <w:p>
       <w:pPr>
@@ -109,6 +403,7 @@
         <w:rPr>
           <w:rFonts w:ascii="Calibri" w:hAnsi="Calibri" w:eastAsia="Calibri"/>
           <w:b w:val="0"/>
+          <w:i w:val="0"/>
           <w:sz w:val="24"/>
         </w:rPr>
         <w:t>Нет аналога ст. 22.1(3) ТК.</w:t>
@@ -122,6 +417,7 @@
         <w:rPr>
           <w:rFonts w:ascii="Calibri" w:hAnsi="Calibri" w:eastAsia="Calibri"/>
           <w:b w:val="0"/>
+          <w:i w:val="0"/>
           <w:sz w:val="24"/>
         </w:rPr>
         <w:t>Art. 19 LPRL = доказать факт и адекватность обучения, не «прошнурованный журнал».</w:t>
@@ -135,10 +431,79 @@
         <w:rPr>
           <w:rFonts w:ascii="Calibri" w:hAnsi="Calibri" w:eastAsia="Calibri"/>
           <w:b w:val="0"/>
+          <w:i w:val="0"/>
           <w:sz w:val="24"/>
         </w:rPr>
         <w:t>QES/квалифицированный сервис резко усиливает позицию работодателя при оспаривании записи.</w:t>
       </w:r>
+    </w:p>
+    <w:p>
+      <w:pPr>
+        <w:spacing w:before="0" w:after="200"/>
+      </w:pPr>
+      <w:r>
+        <w:rPr>
+          <w:rFonts w:ascii="Calibri" w:hAnsi="Calibri" w:eastAsia="Calibri"/>
+          <w:b w:val="0"/>
+          <w:i/>
+          <w:color w:val="535353"/>
+          <w:sz w:val="18"/>
+        </w:rPr>
+        <w:t xml:space="preserve">Проверить: </w:t>
+      </w:r>
+      <w:hyperlink r:id="rId9">
+        <w:r>
+          <w:rPr>
+            <w:color w:val="0563C1"/>
+            <w:u w:val="single"/>
+            <w:sz w:val="18"/>
+            <w:rFonts w:ascii="Calibri" w:hAnsi="Calibri"/>
+          </w:rPr>
+          <w:t xml:space="preserve">LPRL 31/1995 (BOE)</w:t>
+        </w:r>
+      </w:hyperlink>
+      <w:r>
+        <w:rPr>
+          <w:rFonts w:ascii="Calibri" w:hAnsi="Calibri" w:eastAsia="Calibri"/>
+          <w:b w:val="0"/>
+          <w:i w:val="0"/>
+          <w:color w:val="535353"/>
+          <w:sz w:val="18"/>
+        </w:rPr>
+        <w:t xml:space="preserve">  ·  </w:t>
+      </w:r>
+      <w:hyperlink r:id="rId10">
+        <w:r>
+          <w:rPr>
+            <w:color w:val="0563C1"/>
+            <w:u w:val="single"/>
+            <w:sz w:val="18"/>
+            <w:rFonts w:ascii="Calibri" w:hAnsi="Calibri"/>
+          </w:rPr>
+          <w:t xml:space="preserve">Estatuto de los Trabajadores (BOE)</w:t>
+        </w:r>
+      </w:hyperlink>
+      <w:r>
+        <w:rPr>
+          <w:rFonts w:ascii="Calibri" w:hAnsi="Calibri" w:eastAsia="Calibri"/>
+          <w:b w:val="0"/>
+          <w:i w:val="0"/>
+          <w:color w:val="535353"/>
+          <w:sz w:val="18"/>
+        </w:rPr>
+        <w:t xml:space="preserve">  ·  </w:t>
+      </w:r>
+      <w:hyperlink r:id="rId11">
+        <w:r>
+          <w:rPr>
+            <w:color w:val="0563C1"/>
+            <w:u w:val="single"/>
+            <w:sz w:val="18"/>
+            <w:rFonts w:ascii="Calibri" w:hAnsi="Calibri"/>
+          </w:rPr>
+          <w:t xml:space="preserve">LEX/AHK: ЭП в трудовых документах</w:t>
+        </w:r>
+      </w:hyperlink>
     </w:p>
     <w:p>
       <w:pPr>
@@ -156,6 +521,7 @@
         <w:rPr>
           <w:rFonts w:ascii="Calibri" w:hAnsi="Calibri" w:eastAsia="Calibri"/>
           <w:b w:val="0"/>
+          <w:i w:val="0"/>
           <w:sz w:val="24"/>
         </w:rPr>
         <w:t>Кадровый ЭДО — ст. 22.1–22.3 ТК РФ: согласие работника, виды ЭП, исключения.</w:t>
@@ -169,6 +535,7 @@
         <w:rPr>
           <w:rFonts w:ascii="Calibri" w:hAnsi="Calibri" w:eastAsia="Calibri"/>
           <w:b w:val="0"/>
+          <w:i w:val="0"/>
           <w:sz w:val="24"/>
         </w:rPr>
         <w:t>Ч. 3 ст. 22.1 ТК РФ прямо исключает из кадрового ЭДО документы о прохождении работником инструктажа по охране труда и акты о несчастном случае на производстве.</w:t>
@@ -182,6 +549,7 @@
         <w:rPr>
           <w:rFonts w:ascii="Calibri" w:hAnsi="Calibri" w:eastAsia="Calibri"/>
           <w:b w:val="0"/>
+          <w:i w:val="0"/>
           <w:sz w:val="24"/>
         </w:rPr>
         <w:t>Обучение / инструктажи по ОТ — постановление Правительства РФ от 24.12.2021 № 2464; на практике журналы инструктажей ведутся на бумаге именно из‑за исключения ст. 22.1(3).</w:t>
@@ -195,10 +563,79 @@
         <w:rPr>
           <w:rFonts w:ascii="Calibri" w:hAnsi="Calibri" w:eastAsia="Calibri"/>
           <w:b w:val="0"/>
+          <w:i w:val="0"/>
           <w:sz w:val="24"/>
         </w:rPr>
         <w:t>Юридическая сила электронной подписи — 63‑ФЗ (ПЭП / УНЭП / УКЭП). Для кадровых документов с 2022 г. — ст. 22.2–22.3 ТК.</w:t>
       </w:r>
+    </w:p>
+    <w:p>
+      <w:pPr>
+        <w:spacing w:before="0" w:after="200"/>
+      </w:pPr>
+      <w:r>
+        <w:rPr>
+          <w:rFonts w:ascii="Calibri" w:hAnsi="Calibri" w:eastAsia="Calibri"/>
+          <w:b w:val="0"/>
+          <w:i/>
+          <w:color w:val="535353"/>
+          <w:sz w:val="18"/>
+        </w:rPr>
+        <w:t xml:space="preserve">Проверить: </w:t>
+      </w:r>
+      <w:hyperlink r:id="rId12">
+        <w:r>
+          <w:rPr>
+            <w:color w:val="0563C1"/>
+            <w:u w:val="single"/>
+            <w:sz w:val="18"/>
+            <w:rFonts w:ascii="Calibri" w:hAnsi="Calibri"/>
+          </w:rPr>
+          <w:t xml:space="preserve">ТК РФ, ст. 22.1 ч. 3 (исключения из кадрового ЭДО)</w:t>
+        </w:r>
+      </w:hyperlink>
+      <w:r>
+        <w:rPr>
+          <w:rFonts w:ascii="Calibri" w:hAnsi="Calibri" w:eastAsia="Calibri"/>
+          <w:b w:val="0"/>
+          <w:i w:val="0"/>
+          <w:color w:val="535353"/>
+          <w:sz w:val="18"/>
+        </w:rPr>
+        <w:t xml:space="preserve">  ·  </w:t>
+      </w:r>
+      <w:hyperlink r:id="rId13">
+        <w:r>
+          <w:rPr>
+            <w:color w:val="0563C1"/>
+            <w:u w:val="single"/>
+            <w:sz w:val="18"/>
+            <w:rFonts w:ascii="Calibri" w:hAnsi="Calibri"/>
+          </w:rPr>
+          <w:t xml:space="preserve">ПП РФ от 24.12.2021 № 2464 (обучение по охране труда)</w:t>
+        </w:r>
+      </w:hyperlink>
+      <w:r>
+        <w:rPr>
+          <w:rFonts w:ascii="Calibri" w:hAnsi="Calibri" w:eastAsia="Calibri"/>
+          <w:b w:val="0"/>
+          <w:i w:val="0"/>
+          <w:color w:val="535353"/>
+          <w:sz w:val="18"/>
+        </w:rPr>
+        <w:t xml:space="preserve">  ·  </w:t>
+      </w:r>
+      <w:hyperlink r:id="rId14">
+        <w:r>
+          <w:rPr>
+            <w:color w:val="0563C1"/>
+            <w:u w:val="single"/>
+            <w:sz w:val="18"/>
+            <w:rFonts w:ascii="Calibri" w:hAnsi="Calibri"/>
+          </w:rPr>
+          <w:t xml:space="preserve">ФЗ от 06.04.2011 № 63‑ФЗ «Об электронной подписи»</w:t>
+        </w:r>
+      </w:hyperlink>
     </w:p>
     <w:p>
       <w:pPr>
@@ -208,11 +645,12 @@
         <w:rPr>
           <w:rFonts w:ascii="Calibri" w:hAnsi="Calibri" w:eastAsia="Calibri"/>
           <w:b w:val="0"/>
+          <w:i w:val="0"/>
           <w:sz w:val="22"/>
         </w:rPr>
         <w:t xml:space="preserve">ТК РФ, ст. 22.1 ч. 3 (исключения из кадрового ЭДО): </w:t>
       </w:r>
-      <w:hyperlink r:id="rId9">
+      <w:hyperlink r:id="rId12">
         <w:r>
           <w:rPr>
             <w:color w:val="0563C1"/>
@@ -232,11 +670,12 @@
         <w:rPr>
           <w:rFonts w:ascii="Calibri" w:hAnsi="Calibri" w:eastAsia="Calibri"/>
           <w:b w:val="0"/>
+          <w:i w:val="0"/>
           <w:sz w:val="22"/>
         </w:rPr>
         <w:t xml:space="preserve">ПП РФ от 24.12.2021 № 2464 (обучение по охране труда): </w:t>
       </w:r>
-      <w:hyperlink r:id="rId10">
+      <w:hyperlink r:id="rId13">
         <w:r>
           <w:rPr>
             <w:color w:val="0563C1"/>
@@ -256,11 +695,12 @@
         <w:rPr>
           <w:rFonts w:ascii="Calibri" w:hAnsi="Calibri" w:eastAsia="Calibri"/>
           <w:b w:val="0"/>
+          <w:i w:val="0"/>
           <w:sz w:val="22"/>
         </w:rPr>
         <w:t xml:space="preserve">ФЗ от 06.04.2011 № 63‑ФЗ «Об электронной подписи»: </w:t>
       </w:r>
-      <w:hyperlink r:id="rId11">
+      <w:hyperlink r:id="rId14">
         <w:r>
           <w:rPr>
             <w:color w:val="0563C1"/>
@@ -287,14 +727,15 @@
         <w:tblLook w:firstColumn="1" w:firstRow="1" w:lastColumn="0" w:lastRow="0" w:noHBand="0" w:noVBand="1" w:val="04A0"/>
       </w:tblPr>
       <w:tblGrid>
-        <w:gridCol w:w="3175"/>
-        <w:gridCol w:w="3175"/>
-        <w:gridCol w:w="3175"/>
+        <w:gridCol w:w="2381"/>
+        <w:gridCol w:w="2381"/>
+        <w:gridCol w:w="2381"/>
+        <w:gridCol w:w="2381"/>
       </w:tblGrid>
       <w:tr>
         <w:tc>
           <w:tcPr>
-            <w:tcW w:type="dxa" w:w="3175"/>
+            <w:tcW w:type="dxa" w:w="2381"/>
             <w:shd w:fill="1F4E79" w:val="clear"/>
           </w:tcPr>
           <w:p>
@@ -303,6 +744,7 @@
               <w:rPr>
                 <w:rFonts w:ascii="Calibri" w:hAnsi="Calibri" w:eastAsia="Calibri"/>
                 <w:b/>
+                <w:i w:val="0"/>
                 <w:color w:val="FFFFFF"/>
                 <w:sz w:val="20"/>
               </w:rPr>
@@ -312,7 +754,7 @@
         </w:tc>
         <w:tc>
           <w:tcPr>
-            <w:tcW w:type="dxa" w:w="3175"/>
+            <w:tcW w:type="dxa" w:w="2381"/>
             <w:shd w:fill="1F4E79" w:val="clear"/>
           </w:tcPr>
           <w:p>
@@ -321,6 +763,7 @@
               <w:rPr>
                 <w:rFonts w:ascii="Calibri" w:hAnsi="Calibri" w:eastAsia="Calibri"/>
                 <w:b/>
+                <w:i w:val="0"/>
                 <w:color w:val="FFFFFF"/>
                 <w:sz w:val="20"/>
               </w:rPr>
@@ -330,7 +773,7 @@
         </w:tc>
         <w:tc>
           <w:tcPr>
-            <w:tcW w:type="dxa" w:w="3175"/>
+            <w:tcW w:type="dxa" w:w="2381"/>
             <w:shd w:fill="1F4E79" w:val="clear"/>
           </w:tcPr>
           <w:p>
@@ -339,6 +782,7 @@
               <w:rPr>
                 <w:rFonts w:ascii="Calibri" w:hAnsi="Calibri" w:eastAsia="Calibri"/>
                 <w:b/>
+                <w:i w:val="0"/>
                 <w:color w:val="FFFFFF"/>
                 <w:sz w:val="20"/>
               </w:rPr>
@@ -346,11 +790,10 @@
             </w:r>
           </w:p>
         </w:tc>
-      </w:tr>
-      <w:tr>
         <w:tc>
           <w:tcPr>
-            <w:tcW w:type="dxa" w:w="3175"/>
+            <w:tcW w:type="dxa" w:w="2381"/>
+            <w:shd w:fill="1F4E79" w:val="clear"/>
           </w:tcPr>
           <w:p>
             <w:r/>
@@ -358,6 +801,27 @@
               <w:rPr>
                 <w:rFonts w:ascii="Calibri" w:hAnsi="Calibri" w:eastAsia="Calibri"/>
                 <w:b/>
+                <w:i w:val="0"/>
+                <w:color w:val="FFFFFF"/>
+                <w:sz w:val="20"/>
+              </w:rPr>
+              <w:t>Проверить</w:t>
+            </w:r>
+          </w:p>
+        </w:tc>
+      </w:tr>
+      <w:tr>
+        <w:tc>
+          <w:tcPr>
+            <w:tcW w:type="dxa" w:w="2381"/>
+          </w:tcPr>
+          <w:p>
+            <w:r/>
+            <w:r>
+              <w:rPr>
+                <w:rFonts w:ascii="Calibri" w:hAnsi="Calibri" w:eastAsia="Calibri"/>
+                <w:b/>
+                <w:i w:val="0"/>
                 <w:sz w:val="20"/>
               </w:rPr>
               <w:t>Юридическая сила записей ОТ</w:t>
@@ -366,7 +830,7 @@
         </w:tc>
         <w:tc>
           <w:tcPr>
-            <w:tcW w:type="dxa" w:w="3175"/>
+            <w:tcW w:type="dxa" w:w="2381"/>
           </w:tcPr>
           <w:p>
             <w:r/>
@@ -374,6 +838,7 @@
               <w:rPr>
                 <w:rFonts w:ascii="Calibri" w:hAnsi="Calibri" w:eastAsia="Calibri"/>
                 <w:b w:val="0"/>
+                <w:i w:val="0"/>
                 <w:sz w:val="20"/>
               </w:rPr>
               <w:t>Нет запрета ЕС/Испании на электронный учёт обучения по ОТ. Электронная подпись трудовых документов допустима, если обеспечены идентичность и целостность; QES даёт максимальную гарантию</w:t>
@@ -382,7 +847,7 @@
         </w:tc>
         <w:tc>
           <w:tcPr>
-            <w:tcW w:type="dxa" w:w="3175"/>
+            <w:tcW w:type="dxa" w:w="2381"/>
           </w:tcPr>
           <w:p>
             <w:r/>
@@ -390,17 +855,37 @@
               <w:rPr>
                 <w:rFonts w:ascii="Calibri" w:hAnsi="Calibri" w:eastAsia="Calibri"/>
                 <w:b w:val="0"/>
+                <w:i w:val="0"/>
                 <w:sz w:val="20"/>
               </w:rPr>
               <w:t>Журналы инструктажей и акты НС исключены из кадрового ЭДО (ст. 22.1 ч. 3 ТК РФ)</w:t>
             </w:r>
           </w:p>
         </w:tc>
+        <w:tc>
+          <w:tcPr>
+            <w:tcW w:type="dxa" w:w="2381"/>
+          </w:tcPr>
+          <w:p>
+            <w:r/>
+            <w:hyperlink r:id="rId9">
+              <w:r>
+                <w:rPr>
+                  <w:color w:val="0563C1"/>
+                  <w:u w:val="single"/>
+                  <w:sz w:val="18"/>
+                  <w:rFonts w:ascii="Calibri" w:hAnsi="Calibri"/>
+                </w:rPr>
+                <w:t xml:space="preserve">LPRL 31/1995 (BOE)</w:t>
+              </w:r>
+            </w:hyperlink>
+          </w:p>
+        </w:tc>
       </w:tr>
       <w:tr>
         <w:tc>
           <w:tcPr>
-            <w:tcW w:type="dxa" w:w="3175"/>
+            <w:tcW w:type="dxa" w:w="2381"/>
           </w:tcPr>
           <w:p>
             <w:r/>
@@ -408,6 +893,7 @@
               <w:rPr>
                 <w:rFonts w:ascii="Calibri" w:hAnsi="Calibri" w:eastAsia="Calibri"/>
                 <w:b/>
+                <w:i w:val="0"/>
                 <w:sz w:val="20"/>
               </w:rPr>
               <w:t>Подпись / форма журнала</w:t>
@@ -416,7 +902,7 @@
         </w:tc>
         <w:tc>
           <w:tcPr>
-            <w:tcW w:type="dxa" w:w="3175"/>
+            <w:tcW w:type="dxa" w:w="2381"/>
           </w:tcPr>
           <w:p>
             <w:r/>
@@ -424,6 +910,7 @@
               <w:rPr>
                 <w:rFonts w:ascii="Calibri" w:hAnsi="Calibri" w:eastAsia="Calibri"/>
                 <w:b w:val="0"/>
+                <w:i w:val="0"/>
                 <w:sz w:val="20"/>
               </w:rPr>
               <w:t>Для трудовых договоров на практике рекомендуют AES/QES; скан подписи комментарии DGE считают недопустимым. К журналам обучения закон не требует QES, но LEC 326.4 выгоден, если запись сделана через квалифицированный сервис</w:t>
@@ -432,7 +919,7 @@
         </w:tc>
         <w:tc>
           <w:tcPr>
-            <w:tcW w:type="dxa" w:w="3175"/>
+            <w:tcW w:type="dxa" w:w="2381"/>
           </w:tcPr>
           <w:p>
             <w:r/>
@@ -440,17 +927,37 @@
               <w:rPr>
                 <w:rFonts w:ascii="Calibri" w:hAnsi="Calibri" w:eastAsia="Calibri"/>
                 <w:b w:val="0"/>
+                <w:i w:val="0"/>
                 <w:sz w:val="20"/>
               </w:rPr>
               <w:t>На практике — бумажный журнал; КЭДО на эти документы не распространяется</w:t>
             </w:r>
           </w:p>
         </w:tc>
+        <w:tc>
+          <w:tcPr>
+            <w:tcW w:type="dxa" w:w="2381"/>
+          </w:tcPr>
+          <w:p>
+            <w:r/>
+            <w:hyperlink r:id="rId12">
+              <w:r>
+                <w:rPr>
+                  <w:color w:val="0563C1"/>
+                  <w:u w:val="single"/>
+                  <w:sz w:val="18"/>
+                  <w:rFonts w:ascii="Calibri" w:hAnsi="Calibri"/>
+                </w:rPr>
+                <w:t xml:space="preserve">ТК РФ, ст. 22.1 ч. 3 (исключения из кадрового ЭДО)</w:t>
+              </w:r>
+            </w:hyperlink>
+          </w:p>
+        </w:tc>
       </w:tr>
       <w:tr>
         <w:tc>
           <w:tcPr>
-            <w:tcW w:type="dxa" w:w="3175"/>
+            <w:tcW w:type="dxa" w:w="2381"/>
           </w:tcPr>
           <w:p>
             <w:r/>
@@ -458,6 +965,7 @@
               <w:rPr>
                 <w:rFonts w:ascii="Calibri" w:hAnsi="Calibri" w:eastAsia="Calibri"/>
                 <w:b/>
+                <w:i w:val="0"/>
                 <w:sz w:val="20"/>
               </w:rPr>
               <w:t>Доверие / система</w:t>
@@ -466,7 +974,7 @@
         </w:tc>
         <w:tc>
           <w:tcPr>
-            <w:tcW w:type="dxa" w:w="3175"/>
+            <w:tcW w:type="dxa" w:w="2381"/>
           </w:tcPr>
           <w:p>
             <w:r/>
@@ -474,6 +982,7 @@
               <w:rPr>
                 <w:rFonts w:ascii="Calibri" w:hAnsi="Calibri" w:eastAsia="Calibri"/>
                 <w:b w:val="0"/>
+                <w:i w:val="0"/>
                 <w:sz w:val="20"/>
               </w:rPr>
               <w:t>QTSP либо внутренняя система + свободная оценка; при квалифицированном сервисе — презумпция 326.4</w:t>
@@ -482,7 +991,7 @@
         </w:tc>
         <w:tc>
           <w:tcPr>
-            <w:tcW w:type="dxa" w:w="3175"/>
+            <w:tcW w:type="dxa" w:w="2381"/>
           </w:tcPr>
           <w:p>
             <w:r/>
@@ -490,10 +999,30 @@
               <w:rPr>
                 <w:rFonts w:ascii="Calibri" w:hAnsi="Calibri" w:eastAsia="Calibri"/>
                 <w:b w:val="0"/>
+                <w:i w:val="0"/>
                 <w:sz w:val="20"/>
               </w:rPr>
               <w:t>Бумажный журнал + ПП 2464; операторы КЭДО — для иных кадровых документов</w:t>
             </w:r>
+          </w:p>
+        </w:tc>
+        <w:tc>
+          <w:tcPr>
+            <w:tcW w:type="dxa" w:w="2381"/>
+          </w:tcPr>
+          <w:p>
+            <w:r/>
+            <w:hyperlink r:id="rId13">
+              <w:r>
+                <w:rPr>
+                  <w:color w:val="0563C1"/>
+                  <w:u w:val="single"/>
+                  <w:sz w:val="18"/>
+                  <w:rFonts w:ascii="Calibri" w:hAnsi="Calibri"/>
+                </w:rPr>
+                <w:t xml:space="preserve">ПП РФ от 24.12.2021 № 2464 (обучение по охране труда)</w:t>
+              </w:r>
+            </w:hyperlink>
           </w:p>
         </w:tc>
       </w:tr>
@@ -507,6 +1036,7 @@
         <w:rPr>
           <w:rFonts w:ascii="Calibri" w:hAnsi="Calibri" w:eastAsia="Calibri"/>
           <w:b w:val="0"/>
+          <w:i w:val="0"/>
           <w:sz w:val="24"/>
         </w:rPr>
         <w:t>Сходство: работодатель несёт бремя доказать обучение.</w:t>
@@ -520,6 +1050,7 @@
         <w:rPr>
           <w:rFonts w:ascii="Calibri" w:hAnsi="Calibri" w:eastAsia="Calibri"/>
           <w:b w:val="0"/>
+          <w:i w:val="0"/>
           <w:sz w:val="24"/>
         </w:rPr>
         <w:t>Отличие: Испания не выводит обучение ОТ из ЭДО законом.</w:t>
@@ -533,10 +1064,142 @@
         <w:rPr>
           <w:rFonts w:ascii="Calibri" w:hAnsi="Calibri" w:eastAsia="Calibri"/>
           <w:b w:val="0"/>
+          <w:i w:val="0"/>
           <w:sz w:val="24"/>
         </w:rPr>
         <w:t>Отличие от Франции: презумпция привязана к квалифицированному сервису в процессе (LEC), а не только к QES в ГК.</w:t>
       </w:r>
+    </w:p>
+    <w:p>
+      <w:pPr>
+        <w:spacing w:before="0" w:after="200"/>
+      </w:pPr>
+      <w:r>
+        <w:rPr>
+          <w:rFonts w:ascii="Calibri" w:hAnsi="Calibri" w:eastAsia="Calibri"/>
+          <w:b w:val="0"/>
+          <w:i/>
+          <w:color w:val="535353"/>
+          <w:sz w:val="18"/>
+        </w:rPr>
+        <w:t xml:space="preserve">Проверить: </w:t>
+      </w:r>
+      <w:hyperlink r:id="rId9">
+        <w:r>
+          <w:rPr>
+            <w:color w:val="0563C1"/>
+            <w:u w:val="single"/>
+            <w:sz w:val="18"/>
+            <w:rFonts w:ascii="Calibri" w:hAnsi="Calibri"/>
+          </w:rPr>
+          <w:t xml:space="preserve">LPRL 31/1995 (BOE)</w:t>
+        </w:r>
+      </w:hyperlink>
+      <w:r>
+        <w:rPr>
+          <w:rFonts w:ascii="Calibri" w:hAnsi="Calibri" w:eastAsia="Calibri"/>
+          <w:b w:val="0"/>
+          <w:i w:val="0"/>
+          <w:color w:val="535353"/>
+          <w:sz w:val="18"/>
+        </w:rPr>
+        <w:t xml:space="preserve">  ·  </w:t>
+      </w:r>
+      <w:hyperlink r:id="rId10">
+        <w:r>
+          <w:rPr>
+            <w:color w:val="0563C1"/>
+            <w:u w:val="single"/>
+            <w:sz w:val="18"/>
+            <w:rFonts w:ascii="Calibri" w:hAnsi="Calibri"/>
+          </w:rPr>
+          <w:t xml:space="preserve">Estatuto de los Trabajadores (BOE)</w:t>
+        </w:r>
+      </w:hyperlink>
+      <w:r>
+        <w:rPr>
+          <w:rFonts w:ascii="Calibri" w:hAnsi="Calibri" w:eastAsia="Calibri"/>
+          <w:b w:val="0"/>
+          <w:i w:val="0"/>
+          <w:color w:val="535353"/>
+          <w:sz w:val="18"/>
+        </w:rPr>
+        <w:t xml:space="preserve">  ·  </w:t>
+      </w:r>
+      <w:hyperlink r:id="rId11">
+        <w:r>
+          <w:rPr>
+            <w:color w:val="0563C1"/>
+            <w:u w:val="single"/>
+            <w:sz w:val="18"/>
+            <w:rFonts w:ascii="Calibri" w:hAnsi="Calibri"/>
+          </w:rPr>
+          <w:t xml:space="preserve">LEX/AHK: ЭП в трудовых документах</w:t>
+        </w:r>
+      </w:hyperlink>
+      <w:r>
+        <w:rPr>
+          <w:rFonts w:ascii="Calibri" w:hAnsi="Calibri" w:eastAsia="Calibri"/>
+          <w:b w:val="0"/>
+          <w:i w:val="0"/>
+          <w:color w:val="535353"/>
+          <w:sz w:val="18"/>
+        </w:rPr>
+        <w:t xml:space="preserve">  ·  </w:t>
+      </w:r>
+      <w:hyperlink r:id="rId12">
+        <w:r>
+          <w:rPr>
+            <w:color w:val="0563C1"/>
+            <w:u w:val="single"/>
+            <w:sz w:val="18"/>
+            <w:rFonts w:ascii="Calibri" w:hAnsi="Calibri"/>
+          </w:rPr>
+          <w:t xml:space="preserve">ТК РФ, ст. 22.1 ч. 3 (исключения из кадрового ЭДО)</w:t>
+        </w:r>
+      </w:hyperlink>
+      <w:r>
+        <w:rPr>
+          <w:rFonts w:ascii="Calibri" w:hAnsi="Calibri" w:eastAsia="Calibri"/>
+          <w:b w:val="0"/>
+          <w:i w:val="0"/>
+          <w:color w:val="535353"/>
+          <w:sz w:val="18"/>
+        </w:rPr>
+        <w:t xml:space="preserve">  ·  </w:t>
+      </w:r>
+      <w:hyperlink r:id="rId13">
+        <w:r>
+          <w:rPr>
+            <w:color w:val="0563C1"/>
+            <w:u w:val="single"/>
+            <w:sz w:val="18"/>
+            <w:rFonts w:ascii="Calibri" w:hAnsi="Calibri"/>
+          </w:rPr>
+          <w:t xml:space="preserve">ПП РФ от 24.12.2021 № 2464 (обучение по охране труда)</w:t>
+        </w:r>
+      </w:hyperlink>
+      <w:r>
+        <w:rPr>
+          <w:rFonts w:ascii="Calibri" w:hAnsi="Calibri" w:eastAsia="Calibri"/>
+          <w:b w:val="0"/>
+          <w:i w:val="0"/>
+          <w:color w:val="535353"/>
+          <w:sz w:val="18"/>
+        </w:rPr>
+        <w:t xml:space="preserve">  ·  </w:t>
+      </w:r>
+      <w:hyperlink r:id="rId14">
+        <w:r>
+          <w:rPr>
+            <w:color w:val="0563C1"/>
+            <w:u w:val="single"/>
+            <w:sz w:val="18"/>
+            <w:rFonts w:ascii="Calibri" w:hAnsi="Calibri"/>
+          </w:rPr>
+          <w:t xml:space="preserve">ФЗ от 06.04.2011 № 63‑ФЗ «Об электронной подписи»</w:t>
+        </w:r>
+      </w:hyperlink>
     </w:p>
     <w:p>
       <w:pPr>
@@ -554,10 +1217,142 @@
         <w:rPr>
           <w:rFonts w:ascii="Calibri" w:hAnsi="Calibri" w:eastAsia="Calibri"/>
           <w:b w:val="0"/>
+          <w:i w:val="0"/>
           <w:sz w:val="24"/>
         </w:rPr>
         <w:t>Связать электронный журнал ОТ с квалифицированной меткой времени / УКЭП ответственного лица, чтобы получить эффект, близкий к LEC 326.4.</w:t>
       </w:r>
+    </w:p>
+    <w:p>
+      <w:pPr>
+        <w:spacing w:before="0" w:after="200"/>
+      </w:pPr>
+      <w:r>
+        <w:rPr>
+          <w:rFonts w:ascii="Calibri" w:hAnsi="Calibri" w:eastAsia="Calibri"/>
+          <w:b w:val="0"/>
+          <w:i/>
+          <w:color w:val="535353"/>
+          <w:sz w:val="18"/>
+        </w:rPr>
+        <w:t xml:space="preserve">Проверить: </w:t>
+      </w:r>
+      <w:hyperlink r:id="rId9">
+        <w:r>
+          <w:rPr>
+            <w:color w:val="0563C1"/>
+            <w:u w:val="single"/>
+            <w:sz w:val="18"/>
+            <w:rFonts w:ascii="Calibri" w:hAnsi="Calibri"/>
+          </w:rPr>
+          <w:t xml:space="preserve">LPRL 31/1995 (BOE)</w:t>
+        </w:r>
+      </w:hyperlink>
+      <w:r>
+        <w:rPr>
+          <w:rFonts w:ascii="Calibri" w:hAnsi="Calibri" w:eastAsia="Calibri"/>
+          <w:b w:val="0"/>
+          <w:i w:val="0"/>
+          <w:color w:val="535353"/>
+          <w:sz w:val="18"/>
+        </w:rPr>
+        <w:t xml:space="preserve">  ·  </w:t>
+      </w:r>
+      <w:hyperlink r:id="rId10">
+        <w:r>
+          <w:rPr>
+            <w:color w:val="0563C1"/>
+            <w:u w:val="single"/>
+            <w:sz w:val="18"/>
+            <w:rFonts w:ascii="Calibri" w:hAnsi="Calibri"/>
+          </w:rPr>
+          <w:t xml:space="preserve">Estatuto de los Trabajadores (BOE)</w:t>
+        </w:r>
+      </w:hyperlink>
+      <w:r>
+        <w:rPr>
+          <w:rFonts w:ascii="Calibri" w:hAnsi="Calibri" w:eastAsia="Calibri"/>
+          <w:b w:val="0"/>
+          <w:i w:val="0"/>
+          <w:color w:val="535353"/>
+          <w:sz w:val="18"/>
+        </w:rPr>
+        <w:t xml:space="preserve">  ·  </w:t>
+      </w:r>
+      <w:hyperlink r:id="rId11">
+        <w:r>
+          <w:rPr>
+            <w:color w:val="0563C1"/>
+            <w:u w:val="single"/>
+            <w:sz w:val="18"/>
+            <w:rFonts w:ascii="Calibri" w:hAnsi="Calibri"/>
+          </w:rPr>
+          <w:t xml:space="preserve">LEX/AHK: ЭП в трудовых документах</w:t>
+        </w:r>
+      </w:hyperlink>
+      <w:r>
+        <w:rPr>
+          <w:rFonts w:ascii="Calibri" w:hAnsi="Calibri" w:eastAsia="Calibri"/>
+          <w:b w:val="0"/>
+          <w:i w:val="0"/>
+          <w:color w:val="535353"/>
+          <w:sz w:val="18"/>
+        </w:rPr>
+        <w:t xml:space="preserve">  ·  </w:t>
+      </w:r>
+      <w:hyperlink r:id="rId12">
+        <w:r>
+          <w:rPr>
+            <w:color w:val="0563C1"/>
+            <w:u w:val="single"/>
+            <w:sz w:val="18"/>
+            <w:rFonts w:ascii="Calibri" w:hAnsi="Calibri"/>
+          </w:rPr>
+          <w:t xml:space="preserve">ТК РФ, ст. 22.1 ч. 3 (исключения из кадрового ЭДО)</w:t>
+        </w:r>
+      </w:hyperlink>
+      <w:r>
+        <w:rPr>
+          <w:rFonts w:ascii="Calibri" w:hAnsi="Calibri" w:eastAsia="Calibri"/>
+          <w:b w:val="0"/>
+          <w:i w:val="0"/>
+          <w:color w:val="535353"/>
+          <w:sz w:val="18"/>
+        </w:rPr>
+        <w:t xml:space="preserve">  ·  </w:t>
+      </w:r>
+      <w:hyperlink r:id="rId13">
+        <w:r>
+          <w:rPr>
+            <w:color w:val="0563C1"/>
+            <w:u w:val="single"/>
+            <w:sz w:val="18"/>
+            <w:rFonts w:ascii="Calibri" w:hAnsi="Calibri"/>
+          </w:rPr>
+          <w:t xml:space="preserve">ПП РФ от 24.12.2021 № 2464 (обучение по охране труда)</w:t>
+        </w:r>
+      </w:hyperlink>
+      <w:r>
+        <w:rPr>
+          <w:rFonts w:ascii="Calibri" w:hAnsi="Calibri" w:eastAsia="Calibri"/>
+          <w:b w:val="0"/>
+          <w:i w:val="0"/>
+          <w:color w:val="535353"/>
+          <w:sz w:val="18"/>
+        </w:rPr>
+        <w:t xml:space="preserve">  ·  </w:t>
+      </w:r>
+      <w:hyperlink r:id="rId14">
+        <w:r>
+          <w:rPr>
+            <w:color w:val="0563C1"/>
+            <w:u w:val="single"/>
+            <w:sz w:val="18"/>
+            <w:rFonts w:ascii="Calibri" w:hAnsi="Calibri"/>
+          </w:rPr>
+          <w:t xml:space="preserve">ФЗ от 06.04.2011 № 63‑ФЗ «Об электронной подписи»</w:t>
+        </w:r>
+      </w:hyperlink>
     </w:p>
     <w:p>
       <w:pPr>
@@ -575,10 +1370,79 @@
         <w:rPr>
           <w:rFonts w:ascii="Calibri" w:hAnsi="Calibri" w:eastAsia="Calibri"/>
           <w:b w:val="0"/>
+          <w:i w:val="0"/>
           <w:sz w:val="24"/>
         </w:rPr>
         <w:t>Не считать испанскую мягкость к WhatsApp индульгенцией для «клик‑журналов» без идентификации.</w:t>
       </w:r>
+    </w:p>
+    <w:p>
+      <w:pPr>
+        <w:spacing w:before="0" w:after="200"/>
+      </w:pPr>
+      <w:r>
+        <w:rPr>
+          <w:rFonts w:ascii="Calibri" w:hAnsi="Calibri" w:eastAsia="Calibri"/>
+          <w:b w:val="0"/>
+          <w:i/>
+          <w:color w:val="535353"/>
+          <w:sz w:val="18"/>
+        </w:rPr>
+        <w:t xml:space="preserve">Проверить: </w:t>
+      </w:r>
+      <w:hyperlink r:id="rId9">
+        <w:r>
+          <w:rPr>
+            <w:color w:val="0563C1"/>
+            <w:u w:val="single"/>
+            <w:sz w:val="18"/>
+            <w:rFonts w:ascii="Calibri" w:hAnsi="Calibri"/>
+          </w:rPr>
+          <w:t xml:space="preserve">LPRL 31/1995 (BOE)</w:t>
+        </w:r>
+      </w:hyperlink>
+      <w:r>
+        <w:rPr>
+          <w:rFonts w:ascii="Calibri" w:hAnsi="Calibri" w:eastAsia="Calibri"/>
+          <w:b w:val="0"/>
+          <w:i w:val="0"/>
+          <w:color w:val="535353"/>
+          <w:sz w:val="18"/>
+        </w:rPr>
+        <w:t xml:space="preserve">  ·  </w:t>
+      </w:r>
+      <w:hyperlink r:id="rId10">
+        <w:r>
+          <w:rPr>
+            <w:color w:val="0563C1"/>
+            <w:u w:val="single"/>
+            <w:sz w:val="18"/>
+            <w:rFonts w:ascii="Calibri" w:hAnsi="Calibri"/>
+          </w:rPr>
+          <w:t xml:space="preserve">Estatuto de los Trabajadores (BOE)</w:t>
+        </w:r>
+      </w:hyperlink>
+      <w:r>
+        <w:rPr>
+          <w:rFonts w:ascii="Calibri" w:hAnsi="Calibri" w:eastAsia="Calibri"/>
+          <w:b w:val="0"/>
+          <w:i w:val="0"/>
+          <w:color w:val="535353"/>
+          <w:sz w:val="18"/>
+        </w:rPr>
+        <w:t xml:space="preserve">  ·  </w:t>
+      </w:r>
+      <w:hyperlink r:id="rId11">
+        <w:r>
+          <w:rPr>
+            <w:color w:val="0563C1"/>
+            <w:u w:val="single"/>
+            <w:sz w:val="18"/>
+            <w:rFonts w:ascii="Calibri" w:hAnsi="Calibri"/>
+          </w:rPr>
+          <w:t xml:space="preserve">LEX/AHK: ЭП в трудовых документах</w:t>
+        </w:r>
+      </w:hyperlink>
     </w:p>
     <w:p>
       <w:pPr>
@@ -596,11 +1460,12 @@
         <w:rPr>
           <w:rFonts w:ascii="Calibri" w:hAnsi="Calibri" w:eastAsia="Calibri"/>
           <w:b w:val="0"/>
+          <w:i w:val="0"/>
           <w:sz w:val="22"/>
         </w:rPr>
         <w:t xml:space="preserve">LPRL 31/1995 (BOE): </w:t>
       </w:r>
-      <w:hyperlink r:id="rId12">
+      <w:hyperlink r:id="rId9">
         <w:r>
           <w:rPr>
             <w:color w:val="0563C1"/>
@@ -620,11 +1485,37 @@
         <w:rPr>
           <w:rFonts w:ascii="Calibri" w:hAnsi="Calibri" w:eastAsia="Calibri"/>
           <w:b w:val="0"/>
+          <w:i w:val="0"/>
+          <w:sz w:val="22"/>
+        </w:rPr>
+        <w:t xml:space="preserve">Estatuto de los Trabajadores (BOE): </w:t>
+      </w:r>
+      <w:hyperlink r:id="rId10">
+        <w:r>
+          <w:rPr>
+            <w:color w:val="0563C1"/>
+            <w:u w:val="single"/>
+            <w:sz w:val="22"/>
+            <w:rFonts w:ascii="Calibri" w:hAnsi="Calibri"/>
+          </w:rPr>
+          <w:t xml:space="preserve">https://www.boe.es/buscar/act.php?id=BOE-A-2015-11430</w:t>
+        </w:r>
+      </w:hyperlink>
+    </w:p>
+    <w:p>
+      <w:pPr>
+        <w:pStyle w:val="ListBullet"/>
+      </w:pPr>
+      <w:r>
+        <w:rPr>
+          <w:rFonts w:ascii="Calibri" w:hAnsi="Calibri" w:eastAsia="Calibri"/>
+          <w:b w:val="0"/>
+          <w:i w:val="0"/>
           <w:sz w:val="22"/>
         </w:rPr>
         <w:t xml:space="preserve">LEX/AHK: ЭП в трудовых документах: </w:t>
       </w:r>
-      <w:hyperlink r:id="rId13">
+      <w:hyperlink r:id="rId11">
         <w:r>
           <w:rPr>
             <w:color w:val="0563C1"/>
